--- a/templates/docx/09-readout-deck.docx
+++ b/templates/docx/09-readout-deck.docx
@@ -8,9 +8,9 @@
       </w:pPr>
       <w:r>
         <w:rPr>
-          <w:rFonts w:ascii="IBM Plex Sans" w:hAnsi="IBM Plex Sans"/>
+          <w:rFonts w:ascii="Public Sans" w:hAnsi="Public Sans"/>
           <w:b/>
-          <w:color w:val="0F62FE"/>
+          <w:color w:val="005EA2"/>
           <w:sz w:val="56"/>
         </w:rPr>
         <w:t>Research readout deck</w:t>
@@ -20,14 +20,14 @@
       <w:pPr>
         <w:spacing w:after="120"/>
         <w:pBdr>
-          <w:bottom w:val="single" w:sz="8" w:space="6" w:color="0F62FE"/>
+          <w:bottom w:val="single" w:sz="8" w:space="6" w:color="005EA2"/>
         </w:pBdr>
       </w:pPr>
       <w:r>
         <w:rPr>
-          <w:rFonts w:ascii="IBM Plex Sans" w:hAnsi="IBM Plex Sans"/>
+          <w:rFonts w:ascii="Public Sans" w:hAnsi="Public Sans"/>
           <w:b/>
-          <w:color w:val="525252"/>
+          <w:color w:val="565C65"/>
           <w:sz w:val="32"/>
         </w:rPr>
         <w:t>Template</w:t>
@@ -39,36 +39,36 @@
       </w:pPr>
       <w:r>
         <w:rPr>
-          <w:rFonts w:ascii="IBM Plex Sans" w:hAnsi="IBM Plex Sans"/>
-          <w:color w:val="161616"/>
+          <w:rFonts w:ascii="Public Sans" w:hAnsi="Public Sans"/>
+          <w:color w:val="1B1B1B"/>
         </w:rPr>
         <w:t xml:space="preserve">Findings-first slides for a mixed PM, Eng, and Design room. The deck renders only what exists in passed findings records; a slide that needs a quote needs the quote to already be in a record. §4.4 of </w:t>
       </w:r>
       <w:r>
         <w:rPr>
-          <w:rFonts w:ascii="IBM Plex Mono" w:hAnsi="IBM Plex Mono"/>
-          <w:color w:val="161616"/>
+          <w:rFonts w:ascii="Roboto Mono" w:hAnsi="Roboto Mono"/>
+          <w:color w:val="1B1B1B"/>
         </w:rPr>
         <w:t>EVALUATION-LOOP.md</w:t>
       </w:r>
       <w:r>
         <w:rPr>
-          <w:rFonts w:ascii="IBM Plex Sans" w:hAnsi="IBM Plex Sans"/>
-          <w:color w:val="161616"/>
+          <w:rFonts w:ascii="Public Sans" w:hAnsi="Public Sans"/>
+          <w:color w:val="1B1B1B"/>
         </w:rPr>
         <w:t xml:space="preserve"> is the Definition of Done, and </w:t>
       </w:r>
       <w:r>
         <w:rPr>
-          <w:rFonts w:ascii="IBM Plex Mono" w:hAnsi="IBM Plex Mono"/>
-          <w:color w:val="161616"/>
+          <w:rFonts w:ascii="Roboto Mono" w:hAnsi="Roboto Mono"/>
+          <w:color w:val="1B1B1B"/>
         </w:rPr>
         <w:t>skills/research-readout-deck</w:t>
       </w:r>
       <w:r>
         <w:rPr>
-          <w:rFonts w:ascii="IBM Plex Sans" w:hAnsi="IBM Plex Sans"/>
-          <w:color w:val="161616"/>
+          <w:rFonts w:ascii="Public Sans" w:hAnsi="Public Sans"/>
+          <w:color w:val="1B1B1B"/>
         </w:rPr>
         <w:t xml:space="preserve"> carries slide-by-slide recipes.</w:t>
       </w:r>
@@ -79,16 +79,16 @@
       </w:pPr>
       <w:r>
         <w:rPr>
-          <w:rFonts w:ascii="IBM Plex Sans" w:hAnsi="IBM Plex Sans"/>
+          <w:rFonts w:ascii="Public Sans" w:hAnsi="Public Sans"/>
           <w:b/>
-          <w:color w:val="161616"/>
+          <w:color w:val="1B1B1B"/>
         </w:rPr>
         <w:t>Slide budget: ~15.</w:t>
       </w:r>
       <w:r>
         <w:rPr>
-          <w:rFonts w:ascii="IBM Plex Sans" w:hAnsi="IBM Plex Sans"/>
-          <w:color w:val="161616"/>
+          <w:rFonts w:ascii="Public Sans" w:hAnsi="Public Sans"/>
+          <w:color w:val="1B1B1B"/>
         </w:rPr>
         <w:t xml:space="preserve"> A readout should be skimmable. The spine when you are at budget: Title, Summary, Recommendations shortlist, one Methodology, Findings summary, the 4–6 strongest evidence slides, one synthesis statement, What's next, Full recommendations list. First cuts when over: standalone Agenda, Context slides, redundant per-participant slides, and standalone quote slides (fold the quote into its evidence slide).</w:t>
       </w:r>
@@ -101,8 +101,8 @@
       </w:pPr>
       <w:r>
         <w:rPr>
-          <w:rFonts w:ascii="IBM Plex Sans" w:hAnsi="IBM Plex Sans"/>
-          <w:color w:val="0F62FE"/>
+          <w:rFonts w:ascii="Public Sans" w:hAnsi="Public Sans"/>
+          <w:color w:val="005EA2"/>
         </w:rPr>
         <w:t>The arc</w:t>
       </w:r>
@@ -118,16 +118,16 @@
       </w:pPr>
       <w:r>
         <w:rPr>
-          <w:rFonts w:ascii="IBM Plex Sans" w:hAnsi="IBM Plex Sans"/>
+          <w:rFonts w:ascii="Public Sans" w:hAnsi="Public Sans"/>
           <w:b/>
-          <w:color w:val="161616"/>
+          <w:color w:val="1B1B1B"/>
         </w:rPr>
         <w:t>Title</w:t>
       </w:r>
       <w:r>
         <w:rPr>
-          <w:rFonts w:ascii="IBM Plex Sans" w:hAnsi="IBM Plex Sans"/>
-          <w:color w:val="161616"/>
+          <w:rFonts w:ascii="Public Sans" w:hAnsi="Public Sans"/>
+          <w:color w:val="1B1B1B"/>
         </w:rPr>
         <w:t xml:space="preserve"> — feature name, "UX Research Findings &amp; Recommendations," contributors and roles, date.</w:t>
       </w:r>
@@ -143,16 +143,16 @@
       </w:pPr>
       <w:r>
         <w:rPr>
-          <w:rFonts w:ascii="IBM Plex Sans" w:hAnsi="IBM Plex Sans"/>
+          <w:rFonts w:ascii="Public Sans" w:hAnsi="Public Sans"/>
           <w:b/>
-          <w:color w:val="161616"/>
+          <w:color w:val="1B1B1B"/>
         </w:rPr>
         <w:t>Agenda</w:t>
       </w:r>
       <w:r>
         <w:rPr>
-          <w:rFonts w:ascii="IBM Plex Sans" w:hAnsi="IBM Plex Sans"/>
-          <w:color w:val="161616"/>
+          <w:rFonts w:ascii="Public Sans" w:hAnsi="Public Sans"/>
+          <w:color w:val="1B1B1B"/>
         </w:rPr>
         <w:t xml:space="preserve"> — optional at budget.</w:t>
       </w:r>
@@ -168,16 +168,16 @@
       </w:pPr>
       <w:r>
         <w:rPr>
-          <w:rFonts w:ascii="IBM Plex Sans" w:hAnsi="IBM Plex Sans"/>
+          <w:rFonts w:ascii="Public Sans" w:hAnsi="Public Sans"/>
           <w:b/>
-          <w:color w:val="161616"/>
+          <w:color w:val="1B1B1B"/>
         </w:rPr>
         <w:t>Context</w:t>
       </w:r>
       <w:r>
         <w:rPr>
-          <w:rFonts w:ascii="IBM Plex Sans" w:hAnsi="IBM Plex Sans"/>
-          <w:color w:val="161616"/>
+          <w:rFonts w:ascii="Public Sans" w:hAnsi="Public Sans"/>
+          <w:color w:val="1B1B1B"/>
         </w:rPr>
         <w:t xml:space="preserve"> (optional) — current vs new state, or what was tested, with a screenshot or two.</w:t>
       </w:r>
@@ -193,16 +193,16 @@
       </w:pPr>
       <w:r>
         <w:rPr>
-          <w:rFonts w:ascii="IBM Plex Sans" w:hAnsi="IBM Plex Sans"/>
+          <w:rFonts w:ascii="Public Sans" w:hAnsi="Public Sans"/>
           <w:b/>
-          <w:color w:val="161616"/>
+          <w:color w:val="1B1B1B"/>
         </w:rPr>
         <w:t>Summary</w:t>
       </w:r>
       <w:r>
         <w:rPr>
-          <w:rFonts w:ascii="IBM Plex Sans" w:hAnsi="IBM Plex Sans"/>
-          <w:color w:val="161616"/>
+          <w:rFonts w:ascii="Public Sans" w:hAnsi="Public Sans"/>
+          <w:color w:val="1B1B1B"/>
         </w:rPr>
         <w:t xml:space="preserve"> — three columns: what went well / where it can evolve / how we move forward. Lead with the single headline stat or takeaway.</w:t>
       </w:r>
@@ -218,16 +218,16 @@
       </w:pPr>
       <w:r>
         <w:rPr>
-          <w:rFonts w:ascii="IBM Plex Sans" w:hAnsi="IBM Plex Sans"/>
+          <w:rFonts w:ascii="Public Sans" w:hAnsi="Public Sans"/>
           <w:b/>
-          <w:color w:val="161616"/>
+          <w:color w:val="1B1B1B"/>
         </w:rPr>
         <w:t>Recommendations shortlist</w:t>
       </w:r>
       <w:r>
         <w:rPr>
-          <w:rFonts w:ascii="IBM Plex Sans" w:hAnsi="IBM Plex Sans"/>
-          <w:color w:val="161616"/>
+          <w:rFonts w:ascii="Public Sans" w:hAnsi="Public Sans"/>
+          <w:color w:val="1B1B1B"/>
         </w:rPr>
         <w:t xml:space="preserve"> — the 3–6 that matter most, numbered, key phrase bolded.</w:t>
       </w:r>
@@ -243,9 +243,9 @@
       </w:pPr>
       <w:r>
         <w:rPr>
-          <w:rFonts w:ascii="IBM Plex Sans" w:hAnsi="IBM Plex Sans"/>
+          <w:rFonts w:ascii="Public Sans" w:hAnsi="Public Sans"/>
           <w:b/>
-          <w:color w:val="161616"/>
+          <w:color w:val="1B1B1B"/>
         </w:rPr>
         <w:t>Findings, per method:</w:t>
       </w:r>
@@ -257,86 +257,86 @@
       </w:pPr>
       <w:r>
         <w:rPr>
-          <w:rFonts w:ascii="IBM Plex Sans" w:hAnsi="IBM Plex Sans"/>
+          <w:rFonts w:ascii="Public Sans" w:hAnsi="Public Sans"/>
           <w:b/>
-          <w:color w:val="161616"/>
+          <w:color w:val="1B1B1B"/>
         </w:rPr>
         <w:t>Methodology</w:t>
       </w:r>
       <w:r>
         <w:rPr>
-          <w:rFonts w:ascii="IBM Plex Sans" w:hAnsi="IBM Plex Sans"/>
-          <w:color w:val="161616"/>
+          <w:rFonts w:ascii="Public Sans" w:hAnsi="Public Sans"/>
+          <w:color w:val="1B1B1B"/>
         </w:rPr>
         <w:t xml:space="preserve"> ("Who participated"): n, segments, cadence, limitations. State participant type plainly (external SMEs are disclosed as "external SME participants, not actual customers"). This is the one slide where method belongs — elsewhere, state findings as customer facts, not as what the study did. A finding's </w:t>
       </w:r>
       <w:r>
         <w:rPr>
-          <w:rFonts w:ascii="IBM Plex Mono" w:hAnsi="IBM Plex Mono"/>
-          <w:color w:val="161616"/>
+          <w:rFonts w:ascii="Roboto Mono" w:hAnsi="Roboto Mono"/>
+          <w:color w:val="1B1B1B"/>
         </w:rPr>
         <w:t>confidence</w:t>
       </w:r>
       <w:r>
         <w:rPr>
-          <w:rFonts w:ascii="IBM Plex Sans" w:hAnsi="IBM Plex Sans"/>
-          <w:color w:val="161616"/>
+          <w:rFonts w:ascii="Public Sans" w:hAnsi="Public Sans"/>
+          <w:color w:val="1B1B1B"/>
         </w:rPr>
         <w:t xml:space="preserve"> and </w:t>
       </w:r>
       <w:r>
         <w:rPr>
-          <w:rFonts w:ascii="IBM Plex Mono" w:hAnsi="IBM Plex Mono"/>
-          <w:color w:val="161616"/>
+          <w:rFonts w:ascii="Roboto Mono" w:hAnsi="Roboto Mono"/>
+          <w:color w:val="1B1B1B"/>
         </w:rPr>
         <w:t>limits</w:t>
       </w:r>
       <w:r>
         <w:rPr>
-          <w:rFonts w:ascii="IBM Plex Sans" w:hAnsi="IBM Plex Sans"/>
-          <w:color w:val="161616"/>
+          <w:rFonts w:ascii="Public Sans" w:hAnsi="Public Sans"/>
+          <w:color w:val="1B1B1B"/>
         </w:rPr>
         <w:t xml:space="preserve"> stay in the record and speaker notes always; on an </w:t>
       </w:r>
       <w:r>
         <w:rPr>
-          <w:rFonts w:ascii="IBM Plex Mono" w:hAnsi="IBM Plex Mono"/>
-          <w:color w:val="161616"/>
+          <w:rFonts w:ascii="Roboto Mono" w:hAnsi="Roboto Mono"/>
+          <w:color w:val="1B1B1B"/>
         </w:rPr>
         <w:t>internal-team</w:t>
       </w:r>
       <w:r>
         <w:rPr>
-          <w:rFonts w:ascii="IBM Plex Sans" w:hAnsi="IBM Plex Sans"/>
-          <w:color w:val="161616"/>
+          <w:rFonts w:ascii="Public Sans" w:hAnsi="Public Sans"/>
+          <w:color w:val="1B1B1B"/>
         </w:rPr>
         <w:t xml:space="preserve"> deck a weak-signal qualifier may sit in the notes or be left off the deck, but on an </w:t>
       </w:r>
       <w:r>
         <w:rPr>
-          <w:rFonts w:ascii="IBM Plex Mono" w:hAnsi="IBM Plex Mono"/>
-          <w:color w:val="161616"/>
+          <w:rFonts w:ascii="Roboto Mono" w:hAnsi="Roboto Mono"/>
+          <w:color w:val="1B1B1B"/>
         </w:rPr>
         <w:t>internal-org</w:t>
       </w:r>
       <w:r>
         <w:rPr>
-          <w:rFonts w:ascii="IBM Plex Sans" w:hAnsi="IBM Plex Sans"/>
-          <w:color w:val="161616"/>
+          <w:rFonts w:ascii="Public Sans" w:hAnsi="Public Sans"/>
+          <w:color w:val="1B1B1B"/>
         </w:rPr>
         <w:t xml:space="preserve"> or </w:t>
       </w:r>
       <w:r>
         <w:rPr>
-          <w:rFonts w:ascii="IBM Plex Mono" w:hAnsi="IBM Plex Mono"/>
-          <w:color w:val="161616"/>
+          <w:rFonts w:ascii="Roboto Mono" w:hAnsi="Roboto Mono"/>
+          <w:color w:val="1B1B1B"/>
         </w:rPr>
         <w:t>external</w:t>
       </w:r>
       <w:r>
         <w:rPr>
-          <w:rFonts w:ascii="IBM Plex Sans" w:hAnsi="IBM Plex Sans"/>
-          <w:color w:val="161616"/>
+          <w:rFonts w:ascii="Public Sans" w:hAnsi="Public Sans"/>
+          <w:color w:val="1B1B1B"/>
         </w:rPr>
         <w:t xml:space="preserve"> deck it must appear on the slide or a marked notes line.</w:t>
       </w:r>
@@ -348,16 +348,16 @@
       </w:pPr>
       <w:r>
         <w:rPr>
-          <w:rFonts w:ascii="IBM Plex Sans" w:hAnsi="IBM Plex Sans"/>
+          <w:rFonts w:ascii="Public Sans" w:hAnsi="Public Sans"/>
           <w:b/>
-          <w:color w:val="161616"/>
+          <w:color w:val="1B1B1B"/>
         </w:rPr>
         <w:t>Findings summary</w:t>
       </w:r>
       <w:r>
         <w:rPr>
-          <w:rFonts w:ascii="IBM Plex Sans" w:hAnsi="IBM Plex Sans"/>
-          <w:color w:val="161616"/>
+          <w:rFonts w:ascii="Public Sans" w:hAnsi="Public Sans"/>
+          <w:color w:val="1B1B1B"/>
         </w:rPr>
         <w:t xml:space="preserve"> — the numbered takeaways for that method.</w:t>
       </w:r>
@@ -369,16 +369,16 @@
       </w:pPr>
       <w:r>
         <w:rPr>
-          <w:rFonts w:ascii="IBM Plex Sans" w:hAnsi="IBM Plex Sans"/>
+          <w:rFonts w:ascii="Public Sans" w:hAnsi="Public Sans"/>
           <w:b/>
-          <w:color w:val="161616"/>
+          <w:color w:val="1B1B1B"/>
         </w:rPr>
         <w:t>Evidence slides</w:t>
       </w:r>
       <w:r>
         <w:rPr>
-          <w:rFonts w:ascii="IBM Plex Sans" w:hAnsi="IBM Plex Sans"/>
-          <w:color w:val="161616"/>
+          <w:rFonts w:ascii="Public Sans" w:hAnsi="Public Sans"/>
+          <w:color w:val="1B1B1B"/>
         </w:rPr>
         <w:t>, shaped to the method:</w:t>
       </w:r>
@@ -390,8 +390,8 @@
       </w:pPr>
       <w:r>
         <w:rPr>
-          <w:rFonts w:ascii="IBM Plex Sans" w:hAnsi="IBM Plex Sans"/>
-          <w:color w:val="161616"/>
+          <w:rFonts w:ascii="Public Sans" w:hAnsi="Public Sans"/>
+          <w:color w:val="1B1B1B"/>
         </w:rPr>
         <w:t>Usability: task-by-task results (completion, where people got stuck, severity-rated issues), the observed behavior behind each issue, and a verbatim quote. Lead with the issue and severity, not the task number.</w:t>
       </w:r>
@@ -403,8 +403,8 @@
       </w:pPr>
       <w:r>
         <w:rPr>
-          <w:rFonts w:ascii="IBM Plex Sans" w:hAnsi="IBM Plex Sans"/>
-          <w:color w:val="161616"/>
+          <w:rFonts w:ascii="Public Sans" w:hAnsi="Public Sans"/>
+          <w:color w:val="1B1B1B"/>
         </w:rPr>
         <w:t>Interviews: per-participant deep-dives (user type / primary use case / unmet needs), themed finding-plus-interpretation slides, synthesis statements.</w:t>
       </w:r>
@@ -416,8 +416,8 @@
       </w:pPr>
       <w:r>
         <w:rPr>
-          <w:rFonts w:ascii="IBM Plex Sans" w:hAnsi="IBM Plex Sans"/>
-          <w:color w:val="161616"/>
+          <w:rFonts w:ascii="Public Sans" w:hAnsi="Public Sans"/>
+          <w:color w:val="1B1B1B"/>
         </w:rPr>
         <w:t>Survey or quant: ratings tables and ranked lists, with exact ns.</w:t>
       </w:r>
@@ -433,16 +433,16 @@
       </w:pPr>
       <w:r>
         <w:rPr>
-          <w:rFonts w:ascii="IBM Plex Sans" w:hAnsi="IBM Plex Sans"/>
+          <w:rFonts w:ascii="Public Sans" w:hAnsi="Public Sans"/>
           <w:b/>
-          <w:color w:val="161616"/>
+          <w:color w:val="1B1B1B"/>
         </w:rPr>
         <w:t>Quote slides</w:t>
       </w:r>
       <w:r>
         <w:rPr>
-          <w:rFonts w:ascii="IBM Plex Sans" w:hAnsi="IBM Plex Sans"/>
-          <w:color w:val="161616"/>
+          <w:rFonts w:ascii="Public Sans" w:hAnsi="Public Sans"/>
+          <w:color w:val="1B1B1B"/>
         </w:rPr>
         <w:t xml:space="preserve"> — interspersed, not clustered. One verbatim quote, large, attributed by role or segment (P-IDs or segment labels; never identity).</w:t>
       </w:r>
@@ -458,16 +458,16 @@
       </w:pPr>
       <w:r>
         <w:rPr>
-          <w:rFonts w:ascii="IBM Plex Sans" w:hAnsi="IBM Plex Sans"/>
+          <w:rFonts w:ascii="Public Sans" w:hAnsi="Public Sans"/>
           <w:b/>
-          <w:color w:val="161616"/>
+          <w:color w:val="1B1B1B"/>
         </w:rPr>
         <w:t>Synthesis statement</w:t>
       </w:r>
       <w:r>
         <w:rPr>
-          <w:rFonts w:ascii="IBM Plex Sans" w:hAnsi="IBM Plex Sans"/>
-          <w:color w:val="161616"/>
+          <w:rFonts w:ascii="Public Sans" w:hAnsi="Public Sans"/>
+          <w:color w:val="1B1B1B"/>
         </w:rPr>
         <w:t xml:space="preserve"> — an occasional full-bleed single-insight slide naming the throughline.</w:t>
       </w:r>
@@ -483,16 +483,16 @@
       </w:pPr>
       <w:r>
         <w:rPr>
-          <w:rFonts w:ascii="IBM Plex Sans" w:hAnsi="IBM Plex Sans"/>
+          <w:rFonts w:ascii="Public Sans" w:hAnsi="Public Sans"/>
           <w:b/>
-          <w:color w:val="161616"/>
+          <w:color w:val="1B1B1B"/>
         </w:rPr>
         <w:t>What's next</w:t>
       </w:r>
       <w:r>
         <w:rPr>
-          <w:rFonts w:ascii="IBM Plex Sans" w:hAnsi="IBM Plex Sans"/>
-          <w:color w:val="161616"/>
+          <w:rFonts w:ascii="Public Sans" w:hAnsi="Public Sans"/>
+          <w:color w:val="1B1B1B"/>
         </w:rPr>
         <w:t xml:space="preserve"> — roadmap, owners, timing; tie findings to upcoming work.</w:t>
       </w:r>
@@ -508,16 +508,16 @@
       </w:pPr>
       <w:r>
         <w:rPr>
-          <w:rFonts w:ascii="IBM Plex Sans" w:hAnsi="IBM Plex Sans"/>
+          <w:rFonts w:ascii="Public Sans" w:hAnsi="Public Sans"/>
           <w:b/>
-          <w:color w:val="161616"/>
+          <w:color w:val="1B1B1B"/>
         </w:rPr>
         <w:t>Full recommendations and feature requests</w:t>
       </w:r>
       <w:r>
         <w:rPr>
-          <w:rFonts w:ascii="IBM Plex Sans" w:hAnsi="IBM Plex Sans"/>
-          <w:color w:val="161616"/>
+          <w:rFonts w:ascii="Public Sans" w:hAnsi="Public Sans"/>
+          <w:color w:val="1B1B1B"/>
         </w:rPr>
         <w:t xml:space="preserve"> — the complete numbered backlog; can span slides.</w:t>
       </w:r>
@@ -533,31 +533,31 @@
       </w:pPr>
       <w:r>
         <w:rPr>
-          <w:rFonts w:ascii="IBM Plex Sans" w:hAnsi="IBM Plex Sans"/>
+          <w:rFonts w:ascii="Public Sans" w:hAnsi="Public Sans"/>
           <w:b/>
-          <w:color w:val="161616"/>
+          <w:color w:val="1B1B1B"/>
         </w:rPr>
         <w:t>Thanks</w:t>
       </w:r>
       <w:r>
         <w:rPr>
-          <w:rFonts w:ascii="IBM Plex Sans" w:hAnsi="IBM Plex Sans"/>
-          <w:color w:val="161616"/>
+          <w:rFonts w:ascii="Public Sans" w:hAnsi="Public Sans"/>
+          <w:color w:val="1B1B1B"/>
         </w:rPr>
         <w:t xml:space="preserve">, then </w:t>
       </w:r>
       <w:r>
         <w:rPr>
-          <w:rFonts w:ascii="IBM Plex Sans" w:hAnsi="IBM Plex Sans"/>
+          <w:rFonts w:ascii="Public Sans" w:hAnsi="Public Sans"/>
           <w:b/>
-          <w:color w:val="161616"/>
+          <w:color w:val="1B1B1B"/>
         </w:rPr>
         <w:t>Appendix</w:t>
       </w:r>
       <w:r>
         <w:rPr>
-          <w:rFonts w:ascii="IBM Plex Sans" w:hAnsi="IBM Plex Sans"/>
-          <w:color w:val="161616"/>
+          <w:rFonts w:ascii="Public Sans" w:hAnsi="Public Sans"/>
+          <w:color w:val="1B1B1B"/>
         </w:rPr>
         <w:t xml:space="preserve"> — reference documents and links.</w:t>
       </w:r>
@@ -570,8 +570,8 @@
       </w:pPr>
       <w:r>
         <w:rPr>
-          <w:rFonts w:ascii="IBM Plex Sans" w:hAnsi="IBM Plex Sans"/>
-          <w:color w:val="0F62FE"/>
+          <w:rFonts w:ascii="Public Sans" w:hAnsi="Public Sans"/>
+          <w:color w:val="005EA2"/>
         </w:rPr>
         <w:t>Craft notes</w:t>
       </w:r>
@@ -583,8 +583,8 @@
       </w:pPr>
       <w:r>
         <w:rPr>
-          <w:rFonts w:ascii="IBM Plex Sans" w:hAnsi="IBM Plex Sans"/>
-          <w:color w:val="161616"/>
+          <w:rFonts w:ascii="Public Sans" w:hAnsi="Public Sans"/>
+          <w:color w:val="1B1B1B"/>
         </w:rPr>
         <w:t>Keep observation, interpretation, and recommendation visually and verbally separate; the room must be able to tell what was seen from what you concluded.</w:t>
       </w:r>
@@ -596,16 +596,16 @@
       </w:pPr>
       <w:r>
         <w:rPr>
-          <w:rFonts w:ascii="IBM Plex Sans" w:hAnsi="IBM Plex Sans"/>
+          <w:rFonts w:ascii="Public Sans" w:hAnsi="Public Sans"/>
           <w:b/>
-          <w:color w:val="161616"/>
+          <w:color w:val="1B1B1B"/>
         </w:rPr>
         <w:t>Findings read as customer facts, scoped to their segment.</w:t>
       </w:r>
       <w:r>
         <w:rPr>
-          <w:rFonts w:ascii="IBM Plex Sans" w:hAnsi="IBM Plex Sans"/>
-          <w:color w:val="161616"/>
+          <w:rFonts w:ascii="Public Sans" w:hAnsi="Public Sans"/>
+          <w:color w:val="1B1B1B"/>
         </w:rPr>
         <w:t xml:space="preserve"> State what the customer does, wants, or faces — not "interviews showed…". Scope the copy to the sample: "This segment…", "operators running many live clusters…", never a universal "Customers want…" the sample can't support.</w:t>
       </w:r>
@@ -617,8 +617,8 @@
       </w:pPr>
       <w:r>
         <w:rPr>
-          <w:rFonts w:ascii="IBM Plex Sans" w:hAnsi="IBM Plex Sans"/>
-          <w:color w:val="161616"/>
+          <w:rFonts w:ascii="Public Sans" w:hAnsi="Public Sans"/>
+          <w:color w:val="1B1B1B"/>
         </w:rPr>
         <w:t>Exact counts on every claim ("5 of 8"), never "most."</w:t>
       </w:r>
@@ -630,16 +630,16 @@
       </w:pPr>
       <w:r>
         <w:rPr>
-          <w:rFonts w:ascii="IBM Plex Sans" w:hAnsi="IBM Plex Sans"/>
+          <w:rFonts w:ascii="Public Sans" w:hAnsi="Public Sans"/>
           <w:b/>
-          <w:color w:val="161616"/>
+          <w:color w:val="1B1B1B"/>
         </w:rPr>
         <w:t>Order findings by the story and number them in that order.</w:t>
       </w:r>
       <w:r>
         <w:rPr>
-          <w:rFonts w:ascii="IBM Plex Sans" w:hAnsi="IBM Plex Sans"/>
-          <w:color w:val="161616"/>
+          <w:rFonts w:ascii="Public Sans" w:hAnsi="Public Sans"/>
+          <w:color w:val="1B1B1B"/>
         </w:rPr>
         <w:t xml:space="preserve"> F1 → F2 → F3 is presentation order, not analysis order; re-order and you renumber, updating every cross-reference (summary slide, next-steps tags, follow-up links, notes) so no F# points at the wrong finding.</w:t>
       </w:r>
@@ -651,16 +651,16 @@
       </w:pPr>
       <w:r>
         <w:rPr>
-          <w:rFonts w:ascii="IBM Plex Sans" w:hAnsi="IBM Plex Sans"/>
+          <w:rFonts w:ascii="Public Sans" w:hAnsi="Public Sans"/>
           <w:b/>
-          <w:color w:val="161616"/>
+          <w:color w:val="1B1B1B"/>
         </w:rPr>
         <w:t>Verbatim and paraphrase render differently.</w:t>
       </w:r>
       <w:r>
         <w:rPr>
-          <w:rFonts w:ascii="IBM Plex Sans" w:hAnsi="IBM Plex Sans"/>
-          <w:color w:val="161616"/>
+          <w:rFonts w:ascii="Public Sans" w:hAnsi="Public Sans"/>
+          <w:color w:val="1B1B1B"/>
         </w:rPr>
         <w:t xml:space="preserve"> A verbatim quote is a blockquote — quotation marks, italic, an accent bar; a paraphrase is upright, no quotation marks, visibly not a quote, attribution small beneath. Never set a paraphrase in quotation marks.</w:t>
       </w:r>
@@ -672,16 +672,16 @@
       </w:pPr>
       <w:r>
         <w:rPr>
-          <w:rFonts w:ascii="IBM Plex Sans" w:hAnsi="IBM Plex Sans"/>
+          <w:rFonts w:ascii="Public Sans" w:hAnsi="Public Sans"/>
           <w:b/>
-          <w:color w:val="161616"/>
+          <w:color w:val="1B1B1B"/>
         </w:rPr>
         <w:t>Title, claim, and quote read as different layers.</w:t>
       </w:r>
       <w:r>
         <w:rPr>
-          <w:rFonts w:ascii="IBM Plex Sans" w:hAnsi="IBM Plex Sans"/>
-          <w:color w:val="161616"/>
+          <w:rFonts w:ascii="Public Sans" w:hAnsi="Public Sans"/>
+          <w:color w:val="1B1B1B"/>
         </w:rPr>
         <w:t xml:space="preserve"> On a finding slide the title (the claim) is the largest, boldest, upright text; the quote sits lower, smaller, italic, behind the accent bar. A skim should tell your finding from the participant's words by size and weight alone.</w:t>
       </w:r>
@@ -693,16 +693,16 @@
       </w:pPr>
       <w:r>
         <w:rPr>
-          <w:rFonts w:ascii="IBM Plex Sans" w:hAnsi="IBM Plex Sans"/>
+          <w:rFonts w:ascii="Public Sans" w:hAnsi="Public Sans"/>
           <w:b/>
-          <w:color w:val="161616"/>
+          <w:color w:val="1B1B1B"/>
         </w:rPr>
         <w:t>Recommendation and workstream owners are teams or roles</w:t>
       </w:r>
       <w:r>
         <w:rPr>
-          <w:rFonts w:ascii="IBM Plex Sans" w:hAnsi="IBM Plex Sans"/>
-          <w:color w:val="161616"/>
+          <w:rFonts w:ascii="Public Sans" w:hAnsi="Public Sans"/>
+          <w:color w:val="1B1B1B"/>
         </w:rPr>
         <w:t xml:space="preserve"> — Design, PM, Eng — never a person's name. Drop parenthetical name tags ("(via David)") and on-slide owner-name labels.</w:t>
       </w:r>
@@ -714,30 +714,30 @@
       </w:pPr>
       <w:r>
         <w:rPr>
-          <w:rFonts w:ascii="IBM Plex Sans" w:hAnsi="IBM Plex Sans"/>
+          <w:rFonts w:ascii="Public Sans" w:hAnsi="Public Sans"/>
           <w:b/>
-          <w:color w:val="161616"/>
+          <w:color w:val="1B1B1B"/>
         </w:rPr>
         <w:t>Every slide's speaker notes open with `WHAT THIS SLIDE MEANS`</w:t>
       </w:r>
       <w:r>
         <w:rPr>
-          <w:rFonts w:ascii="IBM Plex Sans" w:hAnsi="IBM Plex Sans"/>
-          <w:color w:val="161616"/>
+          <w:rFonts w:ascii="Public Sans" w:hAnsi="Public Sans"/>
+          <w:color w:val="1B1B1B"/>
         </w:rPr>
         <w:t xml:space="preserve"> — a plain-language gloss for the async reader who wasn't in the room. The notes also carry method, provenance, and any qualifier dropped from an </w:t>
       </w:r>
       <w:r>
         <w:rPr>
-          <w:rFonts w:ascii="IBM Plex Mono" w:hAnsi="IBM Plex Mono"/>
-          <w:color w:val="161616"/>
+          <w:rFonts w:ascii="Roboto Mono" w:hAnsi="Roboto Mono"/>
+          <w:color w:val="1B1B1B"/>
         </w:rPr>
         <w:t>internal-team</w:t>
       </w:r>
       <w:r>
         <w:rPr>
-          <w:rFonts w:ascii="IBM Plex Sans" w:hAnsi="IBM Plex Sans"/>
-          <w:color w:val="161616"/>
+          <w:rFonts w:ascii="Public Sans" w:hAnsi="Public Sans"/>
+          <w:color w:val="1B1B1B"/>
         </w:rPr>
         <w:t xml:space="preserve"> slide face.</w:t>
       </w:r>
@@ -749,30 +749,30 @@
       </w:pPr>
       <w:r>
         <w:rPr>
-          <w:rFonts w:ascii="IBM Plex Sans" w:hAnsi="IBM Plex Sans"/>
+          <w:rFonts w:ascii="Public Sans" w:hAnsi="Public Sans"/>
           <w:b/>
-          <w:color w:val="161616"/>
+          <w:color w:val="1B1B1B"/>
         </w:rPr>
         <w:t>Plain language on the slide face and in the notes</w:t>
       </w:r>
       <w:r>
         <w:rPr>
-          <w:rFonts w:ascii="IBM Plex Sans" w:hAnsi="IBM Plex Sans"/>
-          <w:color w:val="161616"/>
+          <w:rFonts w:ascii="Public Sans" w:hAnsi="Public Sans"/>
+          <w:color w:val="1B1B1B"/>
         </w:rPr>
         <w:t xml:space="preserve"> — everyday words over formal ones, jargon and acronyms spelled out; the </w:t>
       </w:r>
       <w:r>
         <w:rPr>
-          <w:rFonts w:ascii="IBM Plex Mono" w:hAnsi="IBM Plex Mono"/>
-          <w:color w:val="161616"/>
+          <w:rFonts w:ascii="Roboto Mono" w:hAnsi="Roboto Mono"/>
+          <w:color w:val="1B1B1B"/>
         </w:rPr>
         <w:t>research-readability-checker</w:t>
       </w:r>
       <w:r>
         <w:rPr>
-          <w:rFonts w:ascii="IBM Plex Sans" w:hAnsi="IBM Plex Sans"/>
-          <w:color w:val="161616"/>
+          <w:rFonts w:ascii="Public Sans" w:hAnsi="Public Sans"/>
+          <w:color w:val="1B1B1B"/>
         </w:rPr>
         <w:t xml:space="preserve"> gate scores it (VOICE item 23).</w:t>
       </w:r>
@@ -784,8 +784,8 @@
       </w:pPr>
       <w:r>
         <w:rPr>
-          <w:rFonts w:ascii="IBM Plex Sans" w:hAnsi="IBM Plex Sans"/>
-          <w:color w:val="161616"/>
+          <w:rFonts w:ascii="Public Sans" w:hAnsi="Public Sans"/>
+          <w:color w:val="1B1B1B"/>
         </w:rPr>
         <w:t>Visual weight tracks evidence strength; the strongest finding is not the smallest slide.</w:t>
       </w:r>
@@ -797,8 +797,8 @@
       </w:pPr>
       <w:r>
         <w:rPr>
-          <w:rFonts w:ascii="IBM Plex Sans" w:hAnsi="IBM Plex Sans"/>
-          <w:color w:val="161616"/>
+          <w:rFonts w:ascii="Public Sans" w:hAnsi="Public Sans"/>
+          <w:color w:val="1B1B1B"/>
         </w:rPr>
         <w:t>Surface the product's value where a finding supports it — sourced to the evidence, not a soft positive bolted on to balance every gap.</w:t>
       </w:r>
@@ -810,16 +810,16 @@
       </w:pPr>
       <w:r>
         <w:rPr>
-          <w:rFonts w:ascii="IBM Plex Sans" w:hAnsi="IBM Plex Sans"/>
+          <w:rFonts w:ascii="Public Sans" w:hAnsi="Public Sans"/>
           <w:b/>
-          <w:color w:val="161616"/>
+          <w:color w:val="1B1B1B"/>
         </w:rPr>
         <w:t>Internal decks keep your organization's logo on every slide</w:t>
       </w:r>
       <w:r>
         <w:rPr>
-          <w:rFonts w:ascii="IBM Plex Sans" w:hAnsi="IBM Plex Sans"/>
-          <w:color w:val="161616"/>
+          <w:rFonts w:ascii="Public Sans" w:hAnsi="Public Sans"/>
+          <w:color w:val="1B1B1B"/>
         </w:rPr>
         <w:t xml:space="preserve"> — a small corner mark, white on dark slides, dark on light, marking provenance for anyone who forwards the file.</w:t>
       </w:r>
@@ -831,10 +831,38 @@
       </w:pPr>
       <w:r>
         <w:rPr>
-          <w:rFonts w:ascii="IBM Plex Sans" w:hAnsi="IBM Plex Sans"/>
-          <w:color w:val="161616"/>
+          <w:rFonts w:ascii="Public Sans" w:hAnsi="Public Sans"/>
+          <w:color w:val="1B1B1B"/>
         </w:rPr>
-        <w:t>Theme: SLM Portfolio palette (Aptos, deep-navy anchors, teal accent, pale-blue content slides) by default; IBM Carbon (IBM Plex, Blue 60) for IBM-branded decks.</w:t>
+        <w:t xml:space="preserve">Theme: the USWDS palette in Public Sans — white content slides, </w:t>
+      </w:r>
+      <w:r>
+        <w:rPr>
+          <w:rFonts w:ascii="Roboto Mono" w:hAnsi="Roboto Mono"/>
+          <w:color w:val="1B1B1B"/>
+        </w:rPr>
+        <w:t>primary-darker</w:t>
+      </w:r>
+      <w:r>
+        <w:rPr>
+          <w:rFonts w:ascii="Public Sans" w:hAnsi="Public Sans"/>
+          <w:color w:val="1B1B1B"/>
+        </w:rPr>
+        <w:t xml:space="preserve"> #162E51 anchors, a single </w:t>
+      </w:r>
+      <w:r>
+        <w:rPr>
+          <w:rFonts w:ascii="Roboto Mono" w:hAnsi="Roboto Mono"/>
+          <w:color w:val="1B1B1B"/>
+        </w:rPr>
+        <w:t>primary</w:t>
+      </w:r>
+      <w:r>
+        <w:rPr>
+          <w:rFonts w:ascii="Public Sans" w:hAnsi="Public Sans"/>
+          <w:color w:val="1B1B1B"/>
+        </w:rPr>
+        <w:t xml:space="preserve"> #005EA2 accent. A team can swap in its own brand palette if it keeps the same discipline.</w:t>
       </w:r>
     </w:p>
     <w:p>
@@ -845,8 +873,8 @@
       </w:pPr>
       <w:r>
         <w:rPr>
-          <w:rFonts w:ascii="IBM Plex Sans" w:hAnsi="IBM Plex Sans"/>
-          <w:color w:val="0F62FE"/>
+          <w:rFonts w:ascii="Public Sans" w:hAnsi="Public Sans"/>
+          <w:color w:val="005EA2"/>
         </w:rPr>
         <w:t>Before release</w:t>
       </w:r>
@@ -857,8 +885,8 @@
       </w:pPr>
       <w:r>
         <w:rPr>
-          <w:rFonts w:ascii="IBM Plex Sans" w:hAnsi="IBM Plex Sans"/>
-          <w:color w:val="161616"/>
+          <w:rFonts w:ascii="Public Sans" w:hAnsi="Public Sans"/>
+          <w:color w:val="1B1B1B"/>
         </w:rPr>
         <w:t>Gates, then the release sign-off (§11): read every slide, make your own edits, and re-run the synthesis check if an edit moves a quote, count, or attribution. After release, offer participants the impact message.</w:t>
       </w:r>
@@ -869,9 +897,9 @@
       </w:pPr>
       <w:r>
         <w:rPr>
-          <w:rFonts w:ascii="IBM Plex Sans" w:hAnsi="IBM Plex Sans"/>
+          <w:rFonts w:ascii="Public Sans" w:hAnsi="Public Sans"/>
           <w:i/>
-          <w:color w:val="161616"/>
+          <w:color w:val="1B1B1B"/>
         </w:rPr>
         <w:t>Part of the Dr. Morgan UX research suite. Manual alternative to `skills/research-readout-deck`; §4.4 applies either way.</w:t>
       </w:r>
@@ -899,9 +927,9 @@
     </w:pPr>
     <w:r>
       <w:rPr>
-        <w:rFonts w:ascii="IBM Plex Sans" w:hAnsi="IBM Plex Sans"/>
+        <w:rFonts w:ascii="Public Sans" w:hAnsi="Public Sans"/>
         <w:i/>
-        <w:color w:val="525252"/>
+        <w:color w:val="565C65"/>
         <w:sz w:val="18"/>
       </w:rPr>
       <w:t>Dr. Morgan UX research suite · template</w:t>
@@ -911,16 +939,16 @@
     </w:r>
     <w:r>
       <w:rPr>
-        <w:rFonts w:ascii="IBM Plex Sans" w:hAnsi="IBM Plex Sans"/>
-        <w:color w:val="525252"/>
+        <w:rFonts w:ascii="Public Sans" w:hAnsi="Public Sans"/>
+        <w:color w:val="565C65"/>
         <w:sz w:val="18"/>
       </w:rPr>
       <w:t xml:space="preserve">Page </w:t>
     </w:r>
     <w:r>
       <w:rPr>
-        <w:rFonts w:ascii="IBM Plex Sans" w:hAnsi="IBM Plex Sans"/>
-        <w:color w:val="525252"/>
+        <w:rFonts w:ascii="Public Sans" w:hAnsi="Public Sans"/>
+        <w:color w:val="565C65"/>
         <w:sz w:val="18"/>
       </w:rPr>
       <w:fldChar w:fldCharType="begin"/>
@@ -938,14 +966,14 @@
       <w:pStyle w:val="Header"/>
       <w:spacing w:after="0"/>
       <w:pBdr>
-        <w:bottom w:val="single" w:sz="4" w:space="4" w:color="0F62FE"/>
+        <w:bottom w:val="single" w:sz="4" w:space="4" w:color="005EA2"/>
       </w:pBdr>
     </w:pPr>
     <w:r>
       <w:rPr>
-        <w:rFonts w:ascii="IBM Plex Sans" w:hAnsi="IBM Plex Sans"/>
-        <w:b/>
-        <w:color w:val="0F62FE"/>
+        <w:rFonts w:ascii="Public Sans" w:hAnsi="Public Sans"/>
+        <w:b/>
+        <w:color w:val="005EA2"/>
         <w:sz w:val="18"/>
       </w:rPr>
       <w:t>UX Research</w:t>
@@ -1336,8 +1364,8 @@
       <w:spacing w:line="276" w:lineRule="auto"/>
     </w:pPr>
     <w:rPr>
-      <w:rFonts w:ascii="IBM Plex Sans" w:hAnsi="IBM Plex Sans"/>
-      <w:color w:val="161616"/>
+      <w:rFonts w:ascii="Public Sans" w:hAnsi="Public Sans"/>
+      <w:color w:val="1B1B1B"/>
       <w:sz w:val="22"/>
     </w:rPr>
   </w:style>

--- a/templates/docx/09-readout-deck.docx
+++ b/templates/docx/09-readout-deck.docx
@@ -774,7 +774,7 @@
           <w:rFonts w:ascii="Public Sans" w:hAnsi="Public Sans"/>
           <w:color w:val="1B1B1B"/>
         </w:rPr>
-        <w:t xml:space="preserve"> gate scores it (VOICE item 23).</w:t>
+        <w:t xml:space="preserve"> gate scores it (VOICE item 23). No author or book names, and research vocabulary gets the plain swap in VOICE Part 3 (VOICE items 19 and 25).</w:t>
       </w:r>
     </w:p>
     <w:p>

--- a/templates/docx/09-readout-deck.docx
+++ b/templates/docx/09-readout-deck.docx
@@ -10,7 +10,7 @@
         <w:rPr>
           <w:rFonts w:ascii="Public Sans" w:hAnsi="Public Sans"/>
           <w:b/>
-          <w:color w:val="005EA2"/>
+          <w:color w:val="002436"/>
           <w:sz w:val="56"/>
         </w:rPr>
         <w:t>Research readout deck</w:t>
@@ -20,14 +20,14 @@
       <w:pPr>
         <w:spacing w:after="120"/>
         <w:pBdr>
-          <w:bottom w:val="single" w:sz="8" w:space="6" w:color="005EA2"/>
+          <w:bottom w:val="single" w:sz="8" w:space="6" w:color="002436"/>
         </w:pBdr>
       </w:pPr>
       <w:r>
         <w:rPr>
           <w:rFonts w:ascii="Public Sans" w:hAnsi="Public Sans"/>
           <w:b/>
-          <w:color w:val="565C65"/>
+          <w:color w:val="00537E"/>
           <w:sz w:val="32"/>
         </w:rPr>
         <w:t>Template</w:t>
@@ -40,35 +40,35 @@
       <w:r>
         <w:rPr>
           <w:rFonts w:ascii="Public Sans" w:hAnsi="Public Sans"/>
-          <w:color w:val="1B1B1B"/>
+          <w:color w:val="1F2A30"/>
         </w:rPr>
         <w:t xml:space="preserve">Findings-first slides for a mixed PM, Eng, and Design room. The deck renders only what exists in passed findings records; a slide that needs a quote needs the quote to already be in a record. §4.4 of </w:t>
       </w:r>
       <w:r>
         <w:rPr>
           <w:rFonts w:ascii="Roboto Mono" w:hAnsi="Roboto Mono"/>
-          <w:color w:val="1B1B1B"/>
+          <w:color w:val="1F2A30"/>
         </w:rPr>
         <w:t>EVALUATION-LOOP.md</w:t>
       </w:r>
       <w:r>
         <w:rPr>
           <w:rFonts w:ascii="Public Sans" w:hAnsi="Public Sans"/>
-          <w:color w:val="1B1B1B"/>
+          <w:color w:val="1F2A30"/>
         </w:rPr>
         <w:t xml:space="preserve"> is the Definition of Done, and </w:t>
       </w:r>
       <w:r>
         <w:rPr>
           <w:rFonts w:ascii="Roboto Mono" w:hAnsi="Roboto Mono"/>
-          <w:color w:val="1B1B1B"/>
+          <w:color w:val="1F2A30"/>
         </w:rPr>
         <w:t>skills/research-readout-deck</w:t>
       </w:r>
       <w:r>
         <w:rPr>
           <w:rFonts w:ascii="Public Sans" w:hAnsi="Public Sans"/>
-          <w:color w:val="1B1B1B"/>
+          <w:color w:val="1F2A30"/>
         </w:rPr>
         <w:t xml:space="preserve"> carries slide-by-slide recipes.</w:t>
       </w:r>
@@ -81,14 +81,14 @@
         <w:rPr>
           <w:rFonts w:ascii="Public Sans" w:hAnsi="Public Sans"/>
           <w:b/>
-          <w:color w:val="1B1B1B"/>
+          <w:color w:val="1F2A30"/>
         </w:rPr>
         <w:t>Slide budget: ~15.</w:t>
       </w:r>
       <w:r>
         <w:rPr>
           <w:rFonts w:ascii="Public Sans" w:hAnsi="Public Sans"/>
-          <w:color w:val="1B1B1B"/>
+          <w:color w:val="1F2A30"/>
         </w:rPr>
         <w:t xml:space="preserve"> A readout should be skimmable. The spine when you are at budget: Title, Summary, Recommendations shortlist, one Methodology, Findings summary, the 4–6 strongest evidence slides, one synthesis statement, What's next, Full recommendations list. First cuts when over: standalone Agenda, Context slides, redundant per-participant slides, and standalone quote slides (fold the quote into its evidence slide).</w:t>
       </w:r>
@@ -102,7 +102,7 @@
       <w:r>
         <w:rPr>
           <w:rFonts w:ascii="Public Sans" w:hAnsi="Public Sans"/>
-          <w:color w:val="005EA2"/>
+          <w:color w:val="002436"/>
         </w:rPr>
         <w:t>The arc</w:t>
       </w:r>
@@ -120,14 +120,14 @@
         <w:rPr>
           <w:rFonts w:ascii="Public Sans" w:hAnsi="Public Sans"/>
           <w:b/>
-          <w:color w:val="1B1B1B"/>
+          <w:color w:val="1F2A30"/>
         </w:rPr>
         <w:t>Title</w:t>
       </w:r>
       <w:r>
         <w:rPr>
           <w:rFonts w:ascii="Public Sans" w:hAnsi="Public Sans"/>
-          <w:color w:val="1B1B1B"/>
+          <w:color w:val="1F2A30"/>
         </w:rPr>
         <w:t xml:space="preserve"> — feature name, "UX Research Findings &amp; Recommendations," contributors and roles, date.</w:t>
       </w:r>
@@ -145,14 +145,14 @@
         <w:rPr>
           <w:rFonts w:ascii="Public Sans" w:hAnsi="Public Sans"/>
           <w:b/>
-          <w:color w:val="1B1B1B"/>
+          <w:color w:val="1F2A30"/>
         </w:rPr>
         <w:t>Agenda</w:t>
       </w:r>
       <w:r>
         <w:rPr>
           <w:rFonts w:ascii="Public Sans" w:hAnsi="Public Sans"/>
-          <w:color w:val="1B1B1B"/>
+          <w:color w:val="1F2A30"/>
         </w:rPr>
         <w:t xml:space="preserve"> — optional at budget.</w:t>
       </w:r>
@@ -170,14 +170,14 @@
         <w:rPr>
           <w:rFonts w:ascii="Public Sans" w:hAnsi="Public Sans"/>
           <w:b/>
-          <w:color w:val="1B1B1B"/>
+          <w:color w:val="1F2A30"/>
         </w:rPr>
         <w:t>Context</w:t>
       </w:r>
       <w:r>
         <w:rPr>
           <w:rFonts w:ascii="Public Sans" w:hAnsi="Public Sans"/>
-          <w:color w:val="1B1B1B"/>
+          <w:color w:val="1F2A30"/>
         </w:rPr>
         <w:t xml:space="preserve"> (optional) — current vs new state, or what was tested, with a screenshot or two.</w:t>
       </w:r>
@@ -195,14 +195,14 @@
         <w:rPr>
           <w:rFonts w:ascii="Public Sans" w:hAnsi="Public Sans"/>
           <w:b/>
-          <w:color w:val="1B1B1B"/>
+          <w:color w:val="1F2A30"/>
         </w:rPr>
         <w:t>Summary</w:t>
       </w:r>
       <w:r>
         <w:rPr>
           <w:rFonts w:ascii="Public Sans" w:hAnsi="Public Sans"/>
-          <w:color w:val="1B1B1B"/>
+          <w:color w:val="1F2A30"/>
         </w:rPr>
         <w:t xml:space="preserve"> — three columns: what went well / where it can evolve / how we move forward. Lead with the single headline stat or takeaway.</w:t>
       </w:r>
@@ -220,14 +220,14 @@
         <w:rPr>
           <w:rFonts w:ascii="Public Sans" w:hAnsi="Public Sans"/>
           <w:b/>
-          <w:color w:val="1B1B1B"/>
+          <w:color w:val="1F2A30"/>
         </w:rPr>
         <w:t>Recommendations shortlist</w:t>
       </w:r>
       <w:r>
         <w:rPr>
           <w:rFonts w:ascii="Public Sans" w:hAnsi="Public Sans"/>
-          <w:color w:val="1B1B1B"/>
+          <w:color w:val="1F2A30"/>
         </w:rPr>
         <w:t xml:space="preserve"> — the 3–6 that matter most, numbered, key phrase bolded.</w:t>
       </w:r>
@@ -245,7 +245,7 @@
         <w:rPr>
           <w:rFonts w:ascii="Public Sans" w:hAnsi="Public Sans"/>
           <w:b/>
-          <w:color w:val="1B1B1B"/>
+          <w:color w:val="1F2A30"/>
         </w:rPr>
         <w:t>Findings, per method:</w:t>
       </w:r>
@@ -259,84 +259,84 @@
         <w:rPr>
           <w:rFonts w:ascii="Public Sans" w:hAnsi="Public Sans"/>
           <w:b/>
-          <w:color w:val="1B1B1B"/>
+          <w:color w:val="1F2A30"/>
         </w:rPr>
         <w:t>Methodology</w:t>
       </w:r>
       <w:r>
         <w:rPr>
           <w:rFonts w:ascii="Public Sans" w:hAnsi="Public Sans"/>
-          <w:color w:val="1B1B1B"/>
+          <w:color w:val="1F2A30"/>
         </w:rPr>
         <w:t xml:space="preserve"> ("Who participated"): n, segments, cadence, limitations. State participant type plainly (external SMEs are disclosed as "external SME participants, not actual customers"). This is the one slide where method belongs — elsewhere, state findings as customer facts, not as what the study did. A finding's </w:t>
       </w:r>
       <w:r>
         <w:rPr>
           <w:rFonts w:ascii="Roboto Mono" w:hAnsi="Roboto Mono"/>
-          <w:color w:val="1B1B1B"/>
+          <w:color w:val="1F2A30"/>
         </w:rPr>
         <w:t>confidence</w:t>
       </w:r>
       <w:r>
         <w:rPr>
           <w:rFonts w:ascii="Public Sans" w:hAnsi="Public Sans"/>
-          <w:color w:val="1B1B1B"/>
+          <w:color w:val="1F2A30"/>
         </w:rPr>
         <w:t xml:space="preserve"> and </w:t>
       </w:r>
       <w:r>
         <w:rPr>
           <w:rFonts w:ascii="Roboto Mono" w:hAnsi="Roboto Mono"/>
-          <w:color w:val="1B1B1B"/>
+          <w:color w:val="1F2A30"/>
         </w:rPr>
         <w:t>limits</w:t>
       </w:r>
       <w:r>
         <w:rPr>
           <w:rFonts w:ascii="Public Sans" w:hAnsi="Public Sans"/>
-          <w:color w:val="1B1B1B"/>
+          <w:color w:val="1F2A30"/>
         </w:rPr>
         <w:t xml:space="preserve"> stay in the record and speaker notes always; on an </w:t>
       </w:r>
       <w:r>
         <w:rPr>
           <w:rFonts w:ascii="Roboto Mono" w:hAnsi="Roboto Mono"/>
-          <w:color w:val="1B1B1B"/>
+          <w:color w:val="1F2A30"/>
         </w:rPr>
         <w:t>internal-team</w:t>
       </w:r>
       <w:r>
         <w:rPr>
           <w:rFonts w:ascii="Public Sans" w:hAnsi="Public Sans"/>
-          <w:color w:val="1B1B1B"/>
+          <w:color w:val="1F2A30"/>
         </w:rPr>
         <w:t xml:space="preserve"> deck a weak-signal qualifier may sit in the notes or be left off the deck, but on an </w:t>
       </w:r>
       <w:r>
         <w:rPr>
           <w:rFonts w:ascii="Roboto Mono" w:hAnsi="Roboto Mono"/>
-          <w:color w:val="1B1B1B"/>
+          <w:color w:val="1F2A30"/>
         </w:rPr>
         <w:t>internal-org</w:t>
       </w:r>
       <w:r>
         <w:rPr>
           <w:rFonts w:ascii="Public Sans" w:hAnsi="Public Sans"/>
-          <w:color w:val="1B1B1B"/>
+          <w:color w:val="1F2A30"/>
         </w:rPr>
         <w:t xml:space="preserve"> or </w:t>
       </w:r>
       <w:r>
         <w:rPr>
           <w:rFonts w:ascii="Roboto Mono" w:hAnsi="Roboto Mono"/>
-          <w:color w:val="1B1B1B"/>
+          <w:color w:val="1F2A30"/>
         </w:rPr>
         <w:t>external</w:t>
       </w:r>
       <w:r>
         <w:rPr>
           <w:rFonts w:ascii="Public Sans" w:hAnsi="Public Sans"/>
-          <w:color w:val="1B1B1B"/>
+          <w:color w:val="1F2A30"/>
         </w:rPr>
         <w:t xml:space="preserve"> deck it must appear on the slide or a marked notes line.</w:t>
       </w:r>
@@ -350,14 +350,14 @@
         <w:rPr>
           <w:rFonts w:ascii="Public Sans" w:hAnsi="Public Sans"/>
           <w:b/>
-          <w:color w:val="1B1B1B"/>
+          <w:color w:val="1F2A30"/>
         </w:rPr>
         <w:t>Findings summary</w:t>
       </w:r>
       <w:r>
         <w:rPr>
           <w:rFonts w:ascii="Public Sans" w:hAnsi="Public Sans"/>
-          <w:color w:val="1B1B1B"/>
+          <w:color w:val="1F2A30"/>
         </w:rPr>
         <w:t xml:space="preserve"> — the numbered takeaways for that method.</w:t>
       </w:r>
@@ -371,14 +371,14 @@
         <w:rPr>
           <w:rFonts w:ascii="Public Sans" w:hAnsi="Public Sans"/>
           <w:b/>
-          <w:color w:val="1B1B1B"/>
+          <w:color w:val="1F2A30"/>
         </w:rPr>
         <w:t>Evidence slides</w:t>
       </w:r>
       <w:r>
         <w:rPr>
           <w:rFonts w:ascii="Public Sans" w:hAnsi="Public Sans"/>
-          <w:color w:val="1B1B1B"/>
+          <w:color w:val="1F2A30"/>
         </w:rPr>
         <w:t>, shaped to the method:</w:t>
       </w:r>
@@ -391,7 +391,7 @@
       <w:r>
         <w:rPr>
           <w:rFonts w:ascii="Public Sans" w:hAnsi="Public Sans"/>
-          <w:color w:val="1B1B1B"/>
+          <w:color w:val="1F2A30"/>
         </w:rPr>
         <w:t>Usability: task-by-task results (completion, where people got stuck, severity-rated issues), the observed behavior behind each issue, and a verbatim quote. Lead with the issue and severity, not the task number.</w:t>
       </w:r>
@@ -404,7 +404,7 @@
       <w:r>
         <w:rPr>
           <w:rFonts w:ascii="Public Sans" w:hAnsi="Public Sans"/>
-          <w:color w:val="1B1B1B"/>
+          <w:color w:val="1F2A30"/>
         </w:rPr>
         <w:t>Interviews: per-participant deep-dives (user type / primary use case / unmet needs), themed finding-plus-interpretation slides, synthesis statements.</w:t>
       </w:r>
@@ -417,7 +417,7 @@
       <w:r>
         <w:rPr>
           <w:rFonts w:ascii="Public Sans" w:hAnsi="Public Sans"/>
-          <w:color w:val="1B1B1B"/>
+          <w:color w:val="1F2A30"/>
         </w:rPr>
         <w:t>Survey or quant: ratings tables and ranked lists, with exact ns.</w:t>
       </w:r>
@@ -435,14 +435,14 @@
         <w:rPr>
           <w:rFonts w:ascii="Public Sans" w:hAnsi="Public Sans"/>
           <w:b/>
-          <w:color w:val="1B1B1B"/>
+          <w:color w:val="1F2A30"/>
         </w:rPr>
         <w:t>Quote slides</w:t>
       </w:r>
       <w:r>
         <w:rPr>
           <w:rFonts w:ascii="Public Sans" w:hAnsi="Public Sans"/>
-          <w:color w:val="1B1B1B"/>
+          <w:color w:val="1F2A30"/>
         </w:rPr>
         <w:t xml:space="preserve"> — interspersed, not clustered. One verbatim quote, large, attributed by role or segment (P-IDs or segment labels; never identity).</w:t>
       </w:r>
@@ -460,14 +460,14 @@
         <w:rPr>
           <w:rFonts w:ascii="Public Sans" w:hAnsi="Public Sans"/>
           <w:b/>
-          <w:color w:val="1B1B1B"/>
+          <w:color w:val="1F2A30"/>
         </w:rPr>
         <w:t>Synthesis statement</w:t>
       </w:r>
       <w:r>
         <w:rPr>
           <w:rFonts w:ascii="Public Sans" w:hAnsi="Public Sans"/>
-          <w:color w:val="1B1B1B"/>
+          <w:color w:val="1F2A30"/>
         </w:rPr>
         <w:t xml:space="preserve"> — an occasional full-bleed single-insight slide naming the throughline.</w:t>
       </w:r>
@@ -485,14 +485,14 @@
         <w:rPr>
           <w:rFonts w:ascii="Public Sans" w:hAnsi="Public Sans"/>
           <w:b/>
-          <w:color w:val="1B1B1B"/>
+          <w:color w:val="1F2A30"/>
         </w:rPr>
         <w:t>What's next</w:t>
       </w:r>
       <w:r>
         <w:rPr>
           <w:rFonts w:ascii="Public Sans" w:hAnsi="Public Sans"/>
-          <w:color w:val="1B1B1B"/>
+          <w:color w:val="1F2A30"/>
         </w:rPr>
         <w:t xml:space="preserve"> — roadmap, owners, timing; tie findings to upcoming work.</w:t>
       </w:r>
@@ -510,14 +510,14 @@
         <w:rPr>
           <w:rFonts w:ascii="Public Sans" w:hAnsi="Public Sans"/>
           <w:b/>
-          <w:color w:val="1B1B1B"/>
+          <w:color w:val="1F2A30"/>
         </w:rPr>
         <w:t>Full recommendations and feature requests</w:t>
       </w:r>
       <w:r>
         <w:rPr>
           <w:rFonts w:ascii="Public Sans" w:hAnsi="Public Sans"/>
-          <w:color w:val="1B1B1B"/>
+          <w:color w:val="1F2A30"/>
         </w:rPr>
         <w:t xml:space="preserve"> — the complete numbered backlog; can span slides.</w:t>
       </w:r>
@@ -535,14 +535,14 @@
         <w:rPr>
           <w:rFonts w:ascii="Public Sans" w:hAnsi="Public Sans"/>
           <w:b/>
-          <w:color w:val="1B1B1B"/>
+          <w:color w:val="1F2A30"/>
         </w:rPr>
         <w:t>Thanks</w:t>
       </w:r>
       <w:r>
         <w:rPr>
           <w:rFonts w:ascii="Public Sans" w:hAnsi="Public Sans"/>
-          <w:color w:val="1B1B1B"/>
+          <w:color w:val="1F2A30"/>
         </w:rPr>
         <w:t xml:space="preserve">, then </w:t>
       </w:r>
@@ -550,14 +550,14 @@
         <w:rPr>
           <w:rFonts w:ascii="Public Sans" w:hAnsi="Public Sans"/>
           <w:b/>
-          <w:color w:val="1B1B1B"/>
+          <w:color w:val="1F2A30"/>
         </w:rPr>
         <w:t>Appendix</w:t>
       </w:r>
       <w:r>
         <w:rPr>
           <w:rFonts w:ascii="Public Sans" w:hAnsi="Public Sans"/>
-          <w:color w:val="1B1B1B"/>
+          <w:color w:val="1F2A30"/>
         </w:rPr>
         <w:t xml:space="preserve"> — reference documents and links.</w:t>
       </w:r>
@@ -571,7 +571,7 @@
       <w:r>
         <w:rPr>
           <w:rFonts w:ascii="Public Sans" w:hAnsi="Public Sans"/>
-          <w:color w:val="005EA2"/>
+          <w:color w:val="002436"/>
         </w:rPr>
         <w:t>Craft notes</w:t>
       </w:r>
@@ -584,7 +584,7 @@
       <w:r>
         <w:rPr>
           <w:rFonts w:ascii="Public Sans" w:hAnsi="Public Sans"/>
-          <w:color w:val="1B1B1B"/>
+          <w:color w:val="1F2A30"/>
         </w:rPr>
         <w:t>Keep observation, interpretation, and recommendation visually and verbally separate; the room must be able to tell what was seen from what you concluded.</w:t>
       </w:r>
@@ -598,14 +598,14 @@
         <w:rPr>
           <w:rFonts w:ascii="Public Sans" w:hAnsi="Public Sans"/>
           <w:b/>
-          <w:color w:val="1B1B1B"/>
+          <w:color w:val="1F2A30"/>
         </w:rPr>
         <w:t>Findings read as customer facts, scoped to their segment.</w:t>
       </w:r>
       <w:r>
         <w:rPr>
           <w:rFonts w:ascii="Public Sans" w:hAnsi="Public Sans"/>
-          <w:color w:val="1B1B1B"/>
+          <w:color w:val="1F2A30"/>
         </w:rPr>
         <w:t xml:space="preserve"> State what the customer does, wants, or faces — not "interviews showed…". Scope the copy to the sample: "This segment…", "operators running many live clusters…", never a universal "Customers want…" the sample can't support.</w:t>
       </w:r>
@@ -618,7 +618,7 @@
       <w:r>
         <w:rPr>
           <w:rFonts w:ascii="Public Sans" w:hAnsi="Public Sans"/>
-          <w:color w:val="1B1B1B"/>
+          <w:color w:val="1F2A30"/>
         </w:rPr>
         <w:t>Exact counts on every claim ("5 of 8"), never "most."</w:t>
       </w:r>
@@ -632,14 +632,14 @@
         <w:rPr>
           <w:rFonts w:ascii="Public Sans" w:hAnsi="Public Sans"/>
           <w:b/>
-          <w:color w:val="1B1B1B"/>
+          <w:color w:val="1F2A30"/>
         </w:rPr>
         <w:t>Order findings by the story and number them in that order.</w:t>
       </w:r>
       <w:r>
         <w:rPr>
           <w:rFonts w:ascii="Public Sans" w:hAnsi="Public Sans"/>
-          <w:color w:val="1B1B1B"/>
+          <w:color w:val="1F2A30"/>
         </w:rPr>
         <w:t xml:space="preserve"> F1 → F2 → F3 is presentation order, not analysis order; re-order and you renumber, updating every cross-reference (summary slide, next-steps tags, follow-up links, notes) so no F# points at the wrong finding.</w:t>
       </w:r>
@@ -653,14 +653,14 @@
         <w:rPr>
           <w:rFonts w:ascii="Public Sans" w:hAnsi="Public Sans"/>
           <w:b/>
-          <w:color w:val="1B1B1B"/>
+          <w:color w:val="1F2A30"/>
         </w:rPr>
         <w:t>Verbatim and paraphrase render differently.</w:t>
       </w:r>
       <w:r>
         <w:rPr>
           <w:rFonts w:ascii="Public Sans" w:hAnsi="Public Sans"/>
-          <w:color w:val="1B1B1B"/>
+          <w:color w:val="1F2A30"/>
         </w:rPr>
         <w:t xml:space="preserve"> A verbatim quote is a blockquote — quotation marks, italic, an accent bar; a paraphrase is upright, no quotation marks, visibly not a quote, attribution small beneath. Never set a paraphrase in quotation marks.</w:t>
       </w:r>
@@ -674,14 +674,14 @@
         <w:rPr>
           <w:rFonts w:ascii="Public Sans" w:hAnsi="Public Sans"/>
           <w:b/>
-          <w:color w:val="1B1B1B"/>
+          <w:color w:val="1F2A30"/>
         </w:rPr>
         <w:t>Title, claim, and quote read as different layers.</w:t>
       </w:r>
       <w:r>
         <w:rPr>
           <w:rFonts w:ascii="Public Sans" w:hAnsi="Public Sans"/>
-          <w:color w:val="1B1B1B"/>
+          <w:color w:val="1F2A30"/>
         </w:rPr>
         <w:t xml:space="preserve"> On a finding slide the title (the claim) is the largest, boldest, upright text; the quote sits lower, smaller, italic, behind the accent bar. A skim should tell your finding from the participant's words by size and weight alone.</w:t>
       </w:r>
@@ -695,14 +695,14 @@
         <w:rPr>
           <w:rFonts w:ascii="Public Sans" w:hAnsi="Public Sans"/>
           <w:b/>
-          <w:color w:val="1B1B1B"/>
+          <w:color w:val="1F2A30"/>
         </w:rPr>
         <w:t>Recommendation and workstream owners are teams or roles</w:t>
       </w:r>
       <w:r>
         <w:rPr>
           <w:rFonts w:ascii="Public Sans" w:hAnsi="Public Sans"/>
-          <w:color w:val="1B1B1B"/>
+          <w:color w:val="1F2A30"/>
         </w:rPr>
         <w:t xml:space="preserve"> — Design, PM, Eng — never a person's name. Drop parenthetical name tags ("(via David)") and on-slide owner-name labels.</w:t>
       </w:r>
@@ -716,28 +716,28 @@
         <w:rPr>
           <w:rFonts w:ascii="Public Sans" w:hAnsi="Public Sans"/>
           <w:b/>
-          <w:color w:val="1B1B1B"/>
+          <w:color w:val="1F2A30"/>
         </w:rPr>
         <w:t>Every slide's speaker notes open with `WHAT THIS SLIDE MEANS`</w:t>
       </w:r>
       <w:r>
         <w:rPr>
           <w:rFonts w:ascii="Public Sans" w:hAnsi="Public Sans"/>
-          <w:color w:val="1B1B1B"/>
+          <w:color w:val="1F2A30"/>
         </w:rPr>
         <w:t xml:space="preserve"> — a plain-language gloss for the async reader who wasn't in the room. The notes also carry method, provenance, and any qualifier dropped from an </w:t>
       </w:r>
       <w:r>
         <w:rPr>
           <w:rFonts w:ascii="Roboto Mono" w:hAnsi="Roboto Mono"/>
-          <w:color w:val="1B1B1B"/>
+          <w:color w:val="1F2A30"/>
         </w:rPr>
         <w:t>internal-team</w:t>
       </w:r>
       <w:r>
         <w:rPr>
           <w:rFonts w:ascii="Public Sans" w:hAnsi="Public Sans"/>
-          <w:color w:val="1B1B1B"/>
+          <w:color w:val="1F2A30"/>
         </w:rPr>
         <w:t xml:space="preserve"> slide face.</w:t>
       </w:r>
@@ -751,28 +751,28 @@
         <w:rPr>
           <w:rFonts w:ascii="Public Sans" w:hAnsi="Public Sans"/>
           <w:b/>
-          <w:color w:val="1B1B1B"/>
+          <w:color w:val="1F2A30"/>
         </w:rPr>
         <w:t>Plain language on the slide face and in the notes</w:t>
       </w:r>
       <w:r>
         <w:rPr>
           <w:rFonts w:ascii="Public Sans" w:hAnsi="Public Sans"/>
-          <w:color w:val="1B1B1B"/>
+          <w:color w:val="1F2A30"/>
         </w:rPr>
         <w:t xml:space="preserve"> — everyday words over formal ones, jargon and acronyms spelled out; the </w:t>
       </w:r>
       <w:r>
         <w:rPr>
           <w:rFonts w:ascii="Roboto Mono" w:hAnsi="Roboto Mono"/>
-          <w:color w:val="1B1B1B"/>
+          <w:color w:val="1F2A30"/>
         </w:rPr>
         <w:t>research-readability-checker</w:t>
       </w:r>
       <w:r>
         <w:rPr>
           <w:rFonts w:ascii="Public Sans" w:hAnsi="Public Sans"/>
-          <w:color w:val="1B1B1B"/>
+          <w:color w:val="1F2A30"/>
         </w:rPr>
         <w:t xml:space="preserve"> gate scores it (VOICE item 23). No author or book names, and research vocabulary gets the plain swap in VOICE Part 3 (VOICE items 19 and 25).</w:t>
       </w:r>
@@ -785,7 +785,7 @@
       <w:r>
         <w:rPr>
           <w:rFonts w:ascii="Public Sans" w:hAnsi="Public Sans"/>
-          <w:color w:val="1B1B1B"/>
+          <w:color w:val="1F2A30"/>
         </w:rPr>
         <w:t>Visual weight tracks evidence strength; the strongest finding is not the smallest slide.</w:t>
       </w:r>
@@ -798,7 +798,7 @@
       <w:r>
         <w:rPr>
           <w:rFonts w:ascii="Public Sans" w:hAnsi="Public Sans"/>
-          <w:color w:val="1B1B1B"/>
+          <w:color w:val="1F2A30"/>
         </w:rPr>
         <w:t>Surface the product's value where a finding supports it — sourced to the evidence, not a soft positive bolted on to balance every gap.</w:t>
       </w:r>
@@ -812,14 +812,14 @@
         <w:rPr>
           <w:rFonts w:ascii="Public Sans" w:hAnsi="Public Sans"/>
           <w:b/>
-          <w:color w:val="1B1B1B"/>
+          <w:color w:val="1F2A30"/>
         </w:rPr>
         <w:t>Internal decks keep your organization's logo on every slide</w:t>
       </w:r>
       <w:r>
         <w:rPr>
           <w:rFonts w:ascii="Public Sans" w:hAnsi="Public Sans"/>
-          <w:color w:val="1B1B1B"/>
+          <w:color w:val="1F2A30"/>
         </w:rPr>
         <w:t xml:space="preserve"> — a small corner mark, white on dark slides, dark on light, marking provenance for anyone who forwards the file.</w:t>
       </w:r>
@@ -832,37 +832,9 @@
       <w:r>
         <w:rPr>
           <w:rFonts w:ascii="Public Sans" w:hAnsi="Public Sans"/>
-          <w:color w:val="1B1B1B"/>
+          <w:color w:val="1F2A30"/>
         </w:rPr>
-        <w:t xml:space="preserve">Theme: the USWDS palette in Public Sans — white content slides, </w:t>
-      </w:r>
-      <w:r>
-        <w:rPr>
-          <w:rFonts w:ascii="Roboto Mono" w:hAnsi="Roboto Mono"/>
-          <w:color w:val="1B1B1B"/>
-        </w:rPr>
-        <w:t>primary-darker</w:t>
-      </w:r>
-      <w:r>
-        <w:rPr>
-          <w:rFonts w:ascii="Public Sans" w:hAnsi="Public Sans"/>
-          <w:color w:val="1B1B1B"/>
-        </w:rPr>
-        <w:t xml:space="preserve"> #162E51 anchors, a single </w:t>
-      </w:r>
-      <w:r>
-        <w:rPr>
-          <w:rFonts w:ascii="Roboto Mono" w:hAnsi="Roboto Mono"/>
-          <w:color w:val="1B1B1B"/>
-        </w:rPr>
-        <w:t>primary</w:t>
-      </w:r>
-      <w:r>
-        <w:rPr>
-          <w:rFonts w:ascii="Public Sans" w:hAnsi="Public Sans"/>
-          <w:color w:val="1B1B1B"/>
-        </w:rPr>
-        <w:t xml:space="preserve"> #005EA2 accent. A team can swap in its own brand palette if it keeps the same discipline.</w:t>
+        <w:t>Theme: the muted navy palette in Public Sans — white and Mist content slides, Navy #002436 anchors, a single Steel #00537E accent, no bright blue. A team can swap in its own brand palette if it keeps the same discipline.</w:t>
       </w:r>
     </w:p>
     <w:p>
@@ -874,7 +846,7 @@
       <w:r>
         <w:rPr>
           <w:rFonts w:ascii="Public Sans" w:hAnsi="Public Sans"/>
-          <w:color w:val="005EA2"/>
+          <w:color w:val="002436"/>
         </w:rPr>
         <w:t>Before release</w:t>
       </w:r>
@@ -886,7 +858,7 @@
       <w:r>
         <w:rPr>
           <w:rFonts w:ascii="Public Sans" w:hAnsi="Public Sans"/>
-          <w:color w:val="1B1B1B"/>
+          <w:color w:val="1F2A30"/>
         </w:rPr>
         <w:t>Gates, then the release sign-off (§11): read every slide, make your own edits, and re-run the synthesis check if an edit moves a quote, count, or attribution. After release, offer participants the impact message.</w:t>
       </w:r>
@@ -899,7 +871,7 @@
         <w:rPr>
           <w:rFonts w:ascii="Public Sans" w:hAnsi="Public Sans"/>
           <w:i/>
-          <w:color w:val="1B1B1B"/>
+          <w:color w:val="1F2A30"/>
         </w:rPr>
         <w:t>Part of the Dr. Morgan UX research suite. Manual alternative to `skills/research-readout-deck`; §4.4 applies either way.</w:t>
       </w:r>
@@ -929,7 +901,7 @@
       <w:rPr>
         <w:rFonts w:ascii="Public Sans" w:hAnsi="Public Sans"/>
         <w:i/>
-        <w:color w:val="565C65"/>
+        <w:color w:val="5C6670"/>
         <w:sz w:val="18"/>
       </w:rPr>
       <w:t>Dr. Morgan UX research suite · template</w:t>
@@ -940,7 +912,7 @@
     <w:r>
       <w:rPr>
         <w:rFonts w:ascii="Public Sans" w:hAnsi="Public Sans"/>
-        <w:color w:val="565C65"/>
+        <w:color w:val="5C6670"/>
         <w:sz w:val="18"/>
       </w:rPr>
       <w:t xml:space="preserve">Page </w:t>
@@ -948,7 +920,7 @@
     <w:r>
       <w:rPr>
         <w:rFonts w:ascii="Public Sans" w:hAnsi="Public Sans"/>
-        <w:color w:val="565C65"/>
+        <w:color w:val="5C6670"/>
         <w:sz w:val="18"/>
       </w:rPr>
       <w:fldChar w:fldCharType="begin"/>
@@ -966,14 +938,14 @@
       <w:pStyle w:val="Header"/>
       <w:spacing w:after="0"/>
       <w:pBdr>
-        <w:bottom w:val="single" w:sz="4" w:space="4" w:color="005EA2"/>
+        <w:bottom w:val="single" w:sz="4" w:space="4" w:color="002436"/>
       </w:pBdr>
     </w:pPr>
     <w:r>
       <w:rPr>
         <w:rFonts w:ascii="Public Sans" w:hAnsi="Public Sans"/>
         <w:b/>
-        <w:color w:val="005EA2"/>
+        <w:color w:val="002436"/>
         <w:sz w:val="18"/>
       </w:rPr>
       <w:t>UX Research</w:t>
@@ -1365,7 +1337,7 @@
     </w:pPr>
     <w:rPr>
       <w:rFonts w:ascii="Public Sans" w:hAnsi="Public Sans"/>
-      <w:color w:val="1B1B1B"/>
+      <w:color w:val="1F2A30"/>
       <w:sz w:val="22"/>
     </w:rPr>
   </w:style>
